--- a/Planning and Task/Applied task   2.docx
+++ b/Planning and Task/Applied task   2.docx
@@ -8,6 +8,19 @@
       </w:r>
       <w:r>
         <w:t>which will help us keep up a constant roll marking (less human error) and we will keep track of students easier</w:t>
+      </w:r>
+    </w:p>
+    <w:p>
+      <w:r>
+        <w:t>Our Main solution involves implementing an easy and fast student tracker than can quickly confirm if each student is in each class with no room for teacher error as its up to the students to scan their card and with the teacher enforcing it will ensure far less errors.</w:t>
+      </w:r>
+    </w:p>
+    <w:p>
+      <w:r>
+        <w:t>Our target users are teachers who cannot keep track of their students or forget to mark roles often</w:t>
+      </w:r>
+      <w:r>
+        <w:t>.</w:t>
       </w:r>
     </w:p>
     <w:p>
@@ -797,6 +810,7 @@
           </w:tcPr>
           <w:p>
             <w:r>
+              <w:lastRenderedPageBreak/>
               <w:t>Legal </w:t>
             </w:r>
           </w:p>
@@ -945,7 +959,6 @@
           </w:tcPr>
           <w:p>
             <w:r>
-              <w:lastRenderedPageBreak/>
               <w:t>In scope </w:t>
             </w:r>
           </w:p>
@@ -1221,6 +1234,7 @@
     </w:p>
     <w:p>
       <w:r>
+        <w:lastRenderedPageBreak/>
         <w:t xml:space="preserve">timetable </w:t>
       </w:r>
       <w:proofErr w:type="spellStart"/>
@@ -1285,7 +1299,6 @@
     </w:p>
     <w:p>
       <w:r>
-        <w:lastRenderedPageBreak/>
         <w:t xml:space="preserve">IF </w:t>
       </w:r>
       <w:proofErr w:type="spellStart"/>
@@ -1477,6 +1490,7 @@
     <w:p>
       <w:proofErr w:type="spellStart"/>
       <w:r>
+        <w:lastRenderedPageBreak/>
         <w:t>ClassRoll.Remove</w:t>
       </w:r>
       <w:proofErr w:type="spellEnd"/>
@@ -1524,7 +1538,6 @@
     </w:p>
     <w:p>
       <w:r>
-        <w:lastRenderedPageBreak/>
         <w:t> </w:t>
       </w:r>
     </w:p>
@@ -4770,7 +4783,40 @@
         <w:t> </w:t>
       </w:r>
       <w:r>
-        <w:t>Test criteria, we are testing whether the log in would work then follow up with the frontend and backend solution( it failed twice) then we get information (failed once), the backend also failed.</w:t>
+        <w:t xml:space="preserve">Test criteria, we </w:t>
+      </w:r>
+      <w:r>
+        <w:t xml:space="preserve">tested </w:t>
+      </w:r>
+      <w:r>
+        <w:t>whether the log in would work then follow</w:t>
+      </w:r>
+      <w:r>
+        <w:t>ed</w:t>
+      </w:r>
+      <w:r>
+        <w:t xml:space="preserve"> up with the frontend and backend solution</w:t>
+      </w:r>
+      <w:r>
+        <w:t xml:space="preserve"> </w:t>
+      </w:r>
+      <w:r>
+        <w:t>(</w:t>
+      </w:r>
+      <w:r>
+        <w:t>i</w:t>
+      </w:r>
+      <w:r>
+        <w:t>t failed twice) then</w:t>
+      </w:r>
+      <w:r>
+        <w:t xml:space="preserve"> tried getting</w:t>
+      </w:r>
+      <w:r>
+        <w:t xml:space="preserve"> information (failed once), the backend also failed</w:t>
+      </w:r>
+      <w:r>
+        <w:t xml:space="preserve"> once as well.</w:t>
       </w:r>
     </w:p>
     <w:sectPr>
